--- a/assets/発注書_template.docx
+++ b/assets/発注書_template.docx
@@ -358,7 +358,7 @@
                 <w:sz w:val="20"/>
                 <w:szCs w:val="20"/>
               </w:rPr>
-              <w:t xml:space="preserve">受託者が提出し委託者が承認した企画書に基づく動画制作一式</w:t>
+              <w:t xml:space="preserve">受託者が提出し委託者が承認した企画書に基づく動画{本数}本の制作一式</w:t>
             </w:r>
           </w:p>
           <w:p>
@@ -777,7 +777,7 @@
                 <w:sz w:val="20"/>
                 <w:szCs w:val="20"/>
               </w:rPr>
-              <w:t xml:space="preserve">{再委託}　※いずれかに○</w:t>
+              <w:t xml:space="preserve">{再委託}</w:t>
             </w:r>
           </w:p>
         </w:tc>

--- a/assets/発注書_template.docx
+++ b/assets/発注書_template.docx
@@ -358,7 +358,7 @@
                 <w:sz w:val="20"/>
                 <w:szCs w:val="20"/>
               </w:rPr>
-              <w:t xml:space="preserve">受託者が提出し委託者が承認した企画書に基づく動画{本数}本の制作一式</w:t>
+              <w:t xml:space="preserve">受託者が提出し委託者が承認した企画書に基づく{制作内容}の制作一式</w:t>
             </w:r>
           </w:p>
           <w:p>

--- a/assets/発注書_template.docx
+++ b/assets/発注書_template.docx
@@ -664,6 +664,63 @@
                 <w:szCs w:val="20"/>
               </w:rPr>
               <w:t xml:space="preserve">￥{報酬金額}（{税区分}）</w:t>
+            </w:r>
+          </w:p>
+        </w:tc>
+      </w:tr>
+      <w:tr>
+        <w:tc>
+          <w:tcPr>
+            <w:tcW w:type="dxa" w:w="2200"/>
+            <w:tcBorders>
+              <w:top w:val="single" w:color="999999" w:sz="4"/>
+              <w:left w:val="single" w:color="999999" w:sz="4"/>
+              <w:bottom w:val="single" w:color="999999" w:sz="4"/>
+              <w:right w:val="single" w:color="999999" w:sz="4"/>
+            </w:tcBorders>
+            <w:shd w:fill="F2F2F2" w:val="clear"/>
+            <w:tcMar>
+              <w:top w:type="dxa" w:w="100"/>
+              <w:left w:type="dxa" w:w="120"/>
+              <w:bottom w:type="dxa" w:w="100"/>
+              <w:right w:type="dxa" w:w="120"/>
+            </w:tcMar>
+          </w:tcPr>
+          <w:p>
+            <w:r>
+              <w:rPr>
+                <w:b/>
+                <w:bCs/>
+                <w:sz w:val="20"/>
+                <w:szCs w:val="20"/>
+              </w:rPr>
+              <w:t xml:space="preserve">交通費</w:t>
+            </w:r>
+          </w:p>
+        </w:tc>
+        <w:tc>
+          <w:tcPr>
+            <w:tcW w:type="dxa" w:w="7438"/>
+            <w:tcBorders>
+              <w:top w:val="single" w:color="999999" w:sz="4"/>
+              <w:left w:val="single" w:color="999999" w:sz="4"/>
+              <w:bottom w:val="single" w:color="999999" w:sz="4"/>
+              <w:right w:val="single" w:color="999999" w:sz="4"/>
+            </w:tcBorders>
+            <w:tcMar>
+              <w:top w:type="dxa" w:w="100"/>
+              <w:left w:type="dxa" w:w="120"/>
+              <w:bottom w:type="dxa" w:w="100"/>
+              <w:right w:type="dxa" w:w="120"/>
+            </w:tcMar>
+          </w:tcPr>
+          <w:p>
+            <w:r>
+              <w:rPr>
+                <w:sz w:val="20"/>
+                <w:szCs w:val="20"/>
+              </w:rPr>
+              <w:t xml:space="preserve">{交通費}</w:t>
             </w:r>
           </w:p>
         </w:tc>
